--- a/word_reports/LP_0091_위치_209_Boney M._Night Flight to .docx
+++ b/word_reports/LP_0091_위치_209_Boney M._Night Flight to .docx
@@ -4,7 +4,7 @@
   <w:body>
     <w:p>
       <w:pPr>
-        <w:spacing w:after="280"/>
+        <w:spacing w:after="80"/>
       </w:pPr>
       <w:r>
         <w:rPr w:rFonts="맑은 고딕">
@@ -13,94 +13,47 @@
           <w:color w:val="1E3A8A"/>
           <w:sz w:val="30"/>
         </w:rPr>
-        <w:t>[209] Boney M. - Night Flight to Venus</w:t>
+        <w:t>Boney M. (보니 M.) - Night Flight to Venus</w:t>
       </w:r>
     </w:p>
     <w:p>
       <w:pPr>
-        <w:spacing w:after="320"/>
+        <w:spacing w:after="240"/>
       </w:pPr>
       <w:r>
         <w:rPr w:rFonts="맑은 고딕">
           <w:rFonts w:ascii="맑은 고딕" w:hAnsi="맑은 고딕" w:eastAsia="맑은 고딕"/>
           <w:b/>
-          <w:sz w:val="20"/>
+          <w:color w:val="4B5563"/>
+          <w:sz w:val="22"/>
         </w:rPr>
-        <w:t>■ 위치 : 209</w:t>
-        <w:br/>
-      </w:r>
-      <w:r>
-        <w:rPr w:rFonts="맑은 고딕">
-          <w:rFonts w:ascii="맑은 고딕" w:hAnsi="맑은 고딕" w:eastAsia="맑은 고딕"/>
-          <w:b/>
-          <w:sz w:val="20"/>
-        </w:rPr>
-        <w:t>■ 아티스트 : Boney M.</w:t>
-        <w:br/>
-      </w:r>
-      <w:r>
-        <w:rPr w:rFonts="맑은 고딕">
-          <w:rFonts w:ascii="맑은 고딕" w:hAnsi="맑은 고딕" w:eastAsia="맑은 고딕"/>
-          <w:b/>
-          <w:sz w:val="20"/>
-        </w:rPr>
-        <w:t>■ 앨범명 : Night Flight to Venus</w:t>
-        <w:br/>
-      </w:r>
-      <w:r>
-        <w:rPr w:rFonts="맑은 고딕">
-          <w:rFonts w:ascii="맑은 고딕" w:hAnsi="맑은 고딕" w:eastAsia="맑은 고딕"/>
-          <w:b w:val="0"/>
-          <w:sz w:val="20"/>
-        </w:rPr>
-        <w:t>■ 음반 레이블 : Hansa Records</w:t>
-        <w:br/>
-      </w:r>
-      <w:r>
-        <w:rPr w:rFonts="맑은 고딕">
-          <w:rFonts w:ascii="맑은 고딕" w:hAnsi="맑은 고딕" w:eastAsia="맑은 고딕"/>
-          <w:b w:val="0"/>
-          <w:sz w:val="20"/>
-        </w:rPr>
-        <w:t>■ 발매년도 : 1978</w:t>
-        <w:br/>
-      </w:r>
-      <w:r>
-        <w:rPr w:rFonts="맑은 고딕">
-          <w:rFonts w:ascii="맑은 고딕" w:hAnsi="맑은 고딕" w:eastAsia="맑은 고딕"/>
-          <w:b w:val="0"/>
-          <w:sz w:val="20"/>
-        </w:rPr>
-        <w:t>■ 장르 : 디스코 (Disco), 유로 디스코 (Euro-Disco), 팝 (Pop)</w:t>
-        <w:br/>
-      </w:r>
-      <w:r>
-        <w:rPr w:rFonts="맑은 고딕">
-          <w:rFonts w:ascii="맑은 고딕" w:hAnsi="맑은 고딕" w:eastAsia="맑은 고딕"/>
-          <w:b w:val="0"/>
-          <w:sz w:val="20"/>
-        </w:rPr>
-        <w:t>■ 주요 수록곡 : - Night Flight to Venus</w:t>
-        <w:br/>
+        <w:t>위치 :  209</w:t>
       </w:r>
     </w:p>
     <w:p>
       <w:pPr>
-        <w:spacing w:after="160"/>
+        <w:spacing w:line="324" w:lineRule="auto" w:before="80" w:after="160"/>
       </w:pPr>
       <w:r>
         <w:rPr w:rFonts="맑은 고딕">
           <w:rFonts w:ascii="맑은 고딕" w:hAnsi="맑은 고딕" w:eastAsia="맑은 고딕"/>
           <w:b/>
           <w:color w:val="1F2937"/>
-          <w:sz w:val="24"/>
+          <w:sz w:val="22"/>
         </w:rPr>
-        <w:t>■ 음반 해설 및 감상 가이드</w:t>
+        <w:t xml:space="preserve">[음반 소개] </w:t>
+      </w:r>
+      <w:r>
+        <w:rPr w:rFonts="맑은 고딕">
+          <w:rFonts w:ascii="맑은 고딕" w:hAnsi="맑은 고딕" w:eastAsia="맑은 고딕"/>
+          <w:b w:val="0"/>
+          <w:sz w:val="21"/>
+        </w:rPr>
       </w:r>
     </w:p>
     <w:p>
       <w:pPr>
-        <w:spacing w:line="312" w:lineRule="auto" w:after="120"/>
+        <w:spacing w:line="324" w:lineRule="auto" w:after="120"/>
       </w:pPr>
       <w:r>
         <w:rPr w:rFonts="맑은 고딕">
@@ -108,51 +61,516 @@
           <w:b w:val="0"/>
           <w:sz w:val="21"/>
         </w:rPr>
-        <w:t>1978년 발매된 Boney M.의 세 번째 스튜디오 앨범 《Night Flight to Venus》는 1970년대 후반 전 세계를 강타한 유로 디스코(Euro-Disco) 열풍의 정점을 상징하는 명반입니다. 독일의 천재 프로듀서 프랭크 파리안(Frank Farian)의 독창적인 기획력과 감각적인 프로덕션이 집약된 이 앨범은, 당대 신디사이저 사운드의 발전과 우주적 사운드 스케이프를 대중음악과 완벽하게 결합하며 유럽을 넘어 세계 음악 차트를 석권했습니다.</w:t>
+        <w:t>1970년대 후반 찬란했던 유로 디스코의 황금기를 우주적 상상력과 원초적 리듬으로 수놓은 보니 엠(Boney M.)의 기념비적 걸작입니다. 프로듀서 프랑크 파리안의 치밀하고 웅장한 사운드 메이킹과 멤버들의 이국적이고 매혹적인 하모니가 어우러져, 댄스 플로어를 넘어 인류 보편의 감성을 자극하는 팝의 미학을 완성하였습니다. 시대를 뛰어넘어 세계 음악 애호가들의 가슴속에 생생히 맥동하는 이 앨범은, 아날로그 LP 특유의 풍성한 그루브와 서정적인 선율로 여전히 밤하늘의 금성을 향한 찬연한 비행을 선사합니다.</w:t>
       </w:r>
     </w:p>
     <w:p>
       <w:pPr>
-        <w:spacing w:line="312" w:lineRule="auto" w:after="120"/>
+        <w:spacing w:line="324" w:lineRule="auto" w:before="200" w:after="80"/>
       </w:pPr>
+      <w:r>
+        <w:rPr w:rFonts="맑은 고딕">
+          <w:rFonts w:ascii="맑은 고딕" w:hAnsi="맑은 고딕" w:eastAsia="맑은 고딕"/>
+          <w:b/>
+          <w:color w:val="1E3A8A"/>
+          <w:sz w:val="24"/>
+        </w:rPr>
+        <w:t>1. 음반 데이터</w:t>
+      </w:r>
+    </w:p>
+    <w:p>
+      <w:pPr>
+        <w:spacing w:line="324" w:lineRule="auto" w:after="80"/>
+      </w:pPr>
+      <w:r>
+        <w:rPr w:rFonts="맑은 고딕">
+          <w:rFonts w:ascii="맑은 고딕" w:hAnsi="맑은 고딕" w:eastAsia="맑은 고딕"/>
+          <w:b w:val="0"/>
+          <w:color w:val="6B7280"/>
+          <w:sz w:val="21"/>
+        </w:rPr>
+        <w:t xml:space="preserve">· </w:t>
+      </w:r>
+      <w:r>
+        <w:rPr w:rFonts="맑은 고딕">
+          <w:rFonts w:ascii="맑은 고딕" w:hAnsi="맑은 고딕" w:eastAsia="맑은 고딕"/>
+          <w:b/>
+          <w:color w:val="1F2937"/>
+          <w:sz w:val="21"/>
+        </w:rPr>
+        <w:t xml:space="preserve">앨범명: </w:t>
+      </w:r>
       <w:r>
         <w:rPr w:rFonts="맑은 고딕">
           <w:rFonts w:ascii="맑은 고딕" w:hAnsi="맑은 고딕" w:eastAsia="맑은 고딕"/>
           <w:b w:val="0"/>
           <w:sz w:val="21"/>
         </w:rPr>
-        <w:t>이 앨범은 단지 클럽용 댄스 음악에 머무르지 않고, 역사적 서사와 다채로운 장르적 실험을 담아냈다는 점에서 뛰어난 음악적 가치를 지닙니다. 제정러시아의 비운의 인물을 역동적인 디스코 비트로 재해석한 'Rasputin'은 중독성 있는 발랄라이카 풍의 리프와 이국적인 현악 편곡으로 시대를 초월한 클래식이 되었으며, 시편 구절을 바탕으로 한 'Rivers of Babylon'은 서정적인 팝-레게 리듬과 복음성가적 멜로디를 더해 영국 차트 5주 연속 1위를 기록하는 등 폭발적인 사랑을 받았습니다. 또한 록 밴드 크리에이션(The Creation)의 곡을 디스코 록으로 재해석한 'Painter Man'에 이르기까지 장르의 경계를 넘나드는 구성미를 보여줍니다.</w:t>
+        <w:t>Night Flight to Venus</w:t>
       </w:r>
     </w:p>
     <w:p>
       <w:pPr>
-        <w:spacing w:line="312" w:lineRule="auto" w:after="120"/>
+        <w:spacing w:line="324" w:lineRule="auto" w:after="80"/>
       </w:pPr>
+      <w:r>
+        <w:rPr w:rFonts="맑은 고딕">
+          <w:rFonts w:ascii="맑은 고딕" w:hAnsi="맑은 고딕" w:eastAsia="맑은 고딕"/>
+          <w:b w:val="0"/>
+          <w:color w:val="6B7280"/>
+          <w:sz w:val="21"/>
+        </w:rPr>
+        <w:t xml:space="preserve">· </w:t>
+      </w:r>
+      <w:r>
+        <w:rPr w:rFonts="맑은 고딕">
+          <w:rFonts w:ascii="맑은 고딕" w:hAnsi="맑은 고딕" w:eastAsia="맑은 고딕"/>
+          <w:b/>
+          <w:color w:val="1F2937"/>
+          <w:sz w:val="21"/>
+        </w:rPr>
+        <w:t xml:space="preserve">아티스트: </w:t>
+      </w:r>
       <w:r>
         <w:rPr w:rFonts="맑은 고딕">
           <w:rFonts w:ascii="맑은 고딕" w:hAnsi="맑은 고딕" w:eastAsia="맑은 고딕"/>
           <w:b w:val="0"/>
           <w:sz w:val="21"/>
         </w:rPr>
-        <w:t>음반의 사운드 프로덕션 역시 매우 정교합니다. 앨범의 포문을 여는 타이트한 록 드럼 비트와 보코더(Vocoder) 음성이 인상적인 타이틀곡 'Night Flight to Venus'는 쉬지 않고 곧바로 'Rasputin'으로 이어지는 연속적인 트랙 연결을 통해 듣는 이에게 완벽한 몰입감을 선사합니다. 프랭크 파리안 특유의 깊고 중후한 베이스 보컬과 메인 보컬 리즈 미첼(Liz Mitchell)의 호소력 짙고 선명한 음색, 그리고 세련된 코러스 라인의 조화는 LP의 두터운 아날로그 질감 속에서 한층 더 생생하고 입체적으로 다가옵니다.</w:t>
+        <w:t>Boney M. (보니 M.)</w:t>
       </w:r>
     </w:p>
     <w:p>
       <w:pPr>
-        <w:spacing w:line="312" w:lineRule="auto" w:after="120"/>
+        <w:spacing w:line="324" w:lineRule="auto" w:after="80"/>
       </w:pPr>
+      <w:r>
+        <w:rPr w:rFonts="맑은 고딕">
+          <w:rFonts w:ascii="맑은 고딕" w:hAnsi="맑은 고딕" w:eastAsia="맑은 고딕"/>
+          <w:b w:val="0"/>
+          <w:color w:val="6B7280"/>
+          <w:sz w:val="21"/>
+        </w:rPr>
+        <w:t xml:space="preserve">· </w:t>
+      </w:r>
+      <w:r>
+        <w:rPr w:rFonts="맑은 고딕">
+          <w:rFonts w:ascii="맑은 고딕" w:hAnsi="맑은 고딕" w:eastAsia="맑은 고딕"/>
+          <w:b/>
+          <w:color w:val="1F2937"/>
+          <w:sz w:val="21"/>
+        </w:rPr>
+        <w:t xml:space="preserve">발매 정보: </w:t>
+      </w:r>
       <w:r>
         <w:rPr w:rFonts="맑은 고딕">
           <w:rFonts w:ascii="맑은 고딕" w:hAnsi="맑은 고딕" w:eastAsia="맑은 고딕"/>
           <w:b w:val="0"/>
           <w:sz w:val="21"/>
         </w:rPr>
-        <w:t>《Night Flight to Venus》는 1970년대 팝 문화의 화려함과 에너지를 가장 완벽하게 담아낸 유로 디스코의 금자탑입니다. SF적 판타지와 대중적인 멜로디가 공존하는 이 음반은 턴테이블 위에서 회전할 때 비로소 그 역동적인 베이스라인과 풍성한 오케스트레이션이 완벽한 빛을 발합니다. 디스코 시대를 경험한 이들에게는 향수를, 현대의 리스너들에게는 시대를 앞서간 레트로 팝의 정수를 선사하는 소장 가치 높은 명반입니다.</w:t>
+        <w:t>1978년 7월 독일의 한자 레코드(Hansa Records)를 통해 세상에 첫선을 보인 보니 엠의 통산 세 번째 정규 앨범으로, 당시 전 세계를 강타하던 디스코 열풍 속에서 미래지향적인 스페이스 콘셉트와 대중적인 팝 멜로디를 독창적으로 결합하여 음악적 전환점을 이룩한 명반입니다.</w:t>
+      </w:r>
+    </w:p>
+    <w:p>
+      <w:pPr>
+        <w:spacing w:line="324" w:lineRule="auto" w:after="80"/>
+      </w:pPr>
+      <w:r>
+        <w:rPr w:rFonts="맑은 고딕">
+          <w:rFonts w:ascii="맑은 고딕" w:hAnsi="맑은 고딕" w:eastAsia="맑은 고딕"/>
+          <w:b w:val="0"/>
+          <w:color w:val="6B7280"/>
+          <w:sz w:val="21"/>
+        </w:rPr>
+        <w:t xml:space="preserve">· </w:t>
+      </w:r>
+      <w:r>
+        <w:rPr w:rFonts="맑은 고딕">
+          <w:rFonts w:ascii="맑은 고딕" w:hAnsi="맑은 고딕" w:eastAsia="맑은 고딕"/>
+          <w:b/>
+          <w:color w:val="1F2937"/>
+          <w:sz w:val="21"/>
+        </w:rPr>
+        <w:t xml:space="preserve">LP 인기도(판매량): </w:t>
+      </w:r>
+      <w:r>
+        <w:rPr w:rFonts="맑은 고딕">
+          <w:rFonts w:ascii="맑은 고딕" w:hAnsi="맑은 고딕" w:eastAsia="맑은 고딕"/>
+          <w:b w:val="0"/>
+          <w:sz w:val="21"/>
+        </w:rPr>
+        <w:t>발매와 동시에 영국 앨범 차트 1위(4주 연속 정상 및 65주간 차트 진입)를 비롯하여 독일, 오스트리아, 노르웨이 등 유럽 각국의 앨범 차트 정상을 휩쓸었으며, 수록 싱글의 폭발적인 인기에 힘입어 전 세계적으로 수백만 장 이상의 경이로운 음반 판매고를 기록하였습니다.</w:t>
+      </w:r>
+    </w:p>
+    <w:p>
+      <w:pPr>
+        <w:spacing w:line="324" w:lineRule="auto" w:after="80"/>
+      </w:pPr>
+      <w:r>
+        <w:rPr w:rFonts="맑은 고딕">
+          <w:rFonts w:ascii="맑은 고딕" w:hAnsi="맑은 고딕" w:eastAsia="맑은 고딕"/>
+          <w:b w:val="0"/>
+          <w:color w:val="6B7280"/>
+          <w:sz w:val="21"/>
+        </w:rPr>
+        <w:t xml:space="preserve">· </w:t>
+      </w:r>
+      <w:r>
+        <w:rPr w:rFonts="맑은 고딕">
+          <w:rFonts w:ascii="맑은 고딕" w:hAnsi="맑은 고딕" w:eastAsia="맑은 고딕"/>
+          <w:b/>
+          <w:color w:val="1F2937"/>
+          <w:sz w:val="21"/>
+        </w:rPr>
+        <w:t xml:space="preserve">각종 수상경력: </w:t>
+      </w:r>
+      <w:r>
+        <w:rPr w:rFonts="맑은 고딕">
+          <w:rFonts w:ascii="맑은 고딕" w:hAnsi="맑은 고딕" w:eastAsia="맑은 고딕"/>
+          <w:b w:val="0"/>
+          <w:sz w:val="21"/>
+        </w:rPr>
+        <w:t>영국 음반 산업 협회(BPI) 플래티넘 인증을 비롯해 유럽 전역에서 다이아몬드 및 골드 디스크를 다수 석권하였으며, 1970년대 유로 디스코 장르를 세계 주류 대중음악의 정점으로 견인한 공로로 팝 역사상 가장 성공적인 콘셉트 앨범 중 하나로 확고한 권위를 인정받고 있습니다.</w:t>
+      </w:r>
+    </w:p>
+    <w:p>
+      <w:pPr>
+        <w:spacing w:line="324" w:lineRule="auto" w:before="200" w:after="80"/>
+      </w:pPr>
+      <w:r>
+        <w:rPr w:rFonts="맑은 고딕">
+          <w:rFonts w:ascii="맑은 고딕" w:hAnsi="맑은 고딕" w:eastAsia="맑은 고딕"/>
+          <w:b/>
+          <w:color w:val="1E3A8A"/>
+          <w:sz w:val="24"/>
+        </w:rPr>
+        <w:t>2. 아티스트 정보</w:t>
+      </w:r>
+    </w:p>
+    <w:p>
+      <w:pPr>
+        <w:spacing w:line="324" w:lineRule="auto" w:after="80"/>
+      </w:pPr>
+      <w:r>
+        <w:rPr w:rFonts="맑은 고딕">
+          <w:rFonts w:ascii="맑은 고딕" w:hAnsi="맑은 고딕" w:eastAsia="맑은 고딕"/>
+          <w:b w:val="0"/>
+          <w:color w:val="6B7280"/>
+          <w:sz w:val="21"/>
+        </w:rPr>
+        <w:t xml:space="preserve">· </w:t>
+      </w:r>
+      <w:r>
+        <w:rPr w:rFonts="맑은 고딕">
+          <w:rFonts w:ascii="맑은 고딕" w:hAnsi="맑은 고딕" w:eastAsia="맑은 고딕"/>
+          <w:b/>
+          <w:color w:val="1F2937"/>
+          <w:sz w:val="21"/>
+        </w:rPr>
+        <w:t xml:space="preserve">국적: </w:t>
+      </w:r>
+      <w:r>
+        <w:rPr w:rFonts="맑은 고딕">
+          <w:rFonts w:ascii="맑은 고딕" w:hAnsi="맑은 고딕" w:eastAsia="맑은 고딕"/>
+          <w:b w:val="0"/>
+          <w:sz w:val="21"/>
+        </w:rPr>
+        <w:t>독일 (서독 결성 / 멤버 카리브해 출신)</w:t>
+      </w:r>
+    </w:p>
+    <w:p>
+      <w:pPr>
+        <w:spacing w:line="324" w:lineRule="auto" w:after="80"/>
+      </w:pPr>
+      <w:r>
+        <w:rPr w:rFonts="맑은 고딕">
+          <w:rFonts w:ascii="맑은 고딕" w:hAnsi="맑은 고딕" w:eastAsia="맑은 고딕"/>
+          <w:b w:val="0"/>
+          <w:color w:val="6B7280"/>
+          <w:sz w:val="21"/>
+        </w:rPr>
+        <w:t xml:space="preserve">· </w:t>
+      </w:r>
+      <w:r>
+        <w:rPr w:rFonts="맑은 고딕">
+          <w:rFonts w:ascii="맑은 고딕" w:hAnsi="맑은 고딕" w:eastAsia="맑은 고딕"/>
+          <w:b/>
+          <w:color w:val="1F2937"/>
+          <w:sz w:val="21"/>
+        </w:rPr>
+        <w:t xml:space="preserve">생몰년도: </w:t>
+      </w:r>
+      <w:r>
+        <w:rPr w:rFonts="맑은 고딕">
+          <w:rFonts w:ascii="맑은 고딕" w:hAnsi="맑은 고딕" w:eastAsia="맑은 고딕"/>
+          <w:b w:val="0"/>
+          <w:sz w:val="21"/>
+        </w:rPr>
+        <w:t>1975년 결성</w:t>
+      </w:r>
+    </w:p>
+    <w:p>
+      <w:pPr>
+        <w:spacing w:line="324" w:lineRule="auto" w:after="80"/>
+      </w:pPr>
+      <w:r>
+        <w:rPr w:rFonts="맑은 고딕">
+          <w:rFonts w:ascii="맑은 고딕" w:hAnsi="맑은 고딕" w:eastAsia="맑은 고딕"/>
+          <w:b w:val="0"/>
+          <w:color w:val="6B7280"/>
+          <w:sz w:val="21"/>
+        </w:rPr>
+        <w:t xml:space="preserve">· </w:t>
+      </w:r>
+      <w:r>
+        <w:rPr w:rFonts="맑은 고딕">
+          <w:rFonts w:ascii="맑은 고딕" w:hAnsi="맑은 고딕" w:eastAsia="맑은 고딕"/>
+          <w:b/>
+          <w:color w:val="1F2937"/>
+          <w:sz w:val="21"/>
+        </w:rPr>
+        <w:t xml:space="preserve">그룹 소속: </w:t>
+      </w:r>
+      <w:r>
+        <w:rPr w:rFonts="맑은 고딕">
+          <w:rFonts w:ascii="맑은 고딕" w:hAnsi="맑은 고딕" w:eastAsia="맑은 고딕"/>
+          <w:b w:val="0"/>
+          <w:sz w:val="21"/>
+        </w:rPr>
+        <w:t>4인조 혼성 그룹</w:t>
+      </w:r>
+    </w:p>
+    <w:p>
+      <w:pPr>
+        <w:spacing w:line="324" w:lineRule="auto" w:after="80"/>
+      </w:pPr>
+      <w:r>
+        <w:rPr w:rFonts="맑은 고딕">
+          <w:rFonts w:ascii="맑은 고딕" w:hAnsi="맑은 고딕" w:eastAsia="맑은 고딕"/>
+          <w:b w:val="0"/>
+          <w:color w:val="6B7280"/>
+          <w:sz w:val="21"/>
+        </w:rPr>
+        <w:t xml:space="preserve">· </w:t>
+      </w:r>
+      <w:r>
+        <w:rPr w:rFonts="맑은 고딕">
+          <w:rFonts w:ascii="맑은 고딕" w:hAnsi="맑은 고딕" w:eastAsia="맑은 고딕"/>
+          <w:b/>
+          <w:color w:val="1F2937"/>
+          <w:sz w:val="21"/>
+        </w:rPr>
+        <w:t xml:space="preserve">아티스트 소개: </w:t>
+      </w:r>
+      <w:r>
+        <w:rPr w:rFonts="맑은 고딕">
+          <w:rFonts w:ascii="맑은 고딕" w:hAnsi="맑은 고딕" w:eastAsia="맑은 고딕"/>
+          <w:b w:val="0"/>
+          <w:sz w:val="21"/>
+        </w:rPr>
+        <w:t>천재적인 프로듀서 프랑크 파리안(Frank Farian)의 정교한 기획과 리즈 미첼(Liz Mitchell), 마샤 바렛(Marcia Barrett), 메이지 윌리엄스(Maizie Williams), 바비 파렐(Bobby Farrell)의 개성이 결합하여 탄생한 유로 디스코의 상징적 그룹입니다. 카리브해의 레게 리듬과 유럽의 세련된 신시사이저 팝을 융합하여 독보적인 음악 세계를 구축했으며, 이국적인 비주얼과 드라마틱한 퍼포먼스로 전 세계적인 문화 신드롬을 일으켰습니다.</w:t>
+      </w:r>
+    </w:p>
+    <w:p>
+      <w:pPr>
+        <w:spacing w:line="324" w:lineRule="auto" w:before="200" w:after="80"/>
+      </w:pPr>
+      <w:r>
+        <w:rPr w:rFonts="맑은 고딕">
+          <w:rFonts w:ascii="맑은 고딕" w:hAnsi="맑은 고딕" w:eastAsia="맑은 고딕"/>
+          <w:b/>
+          <w:color w:val="1E3A8A"/>
+          <w:sz w:val="24"/>
+        </w:rPr>
+        <w:t>3. 음반 상세 분석</w:t>
+      </w:r>
+    </w:p>
+    <w:p>
+      <w:pPr>
+        <w:spacing w:line="324" w:lineRule="auto" w:after="80"/>
+      </w:pPr>
+      <w:r>
+        <w:rPr w:rFonts="맑은 고딕">
+          <w:rFonts w:ascii="맑은 고딕" w:hAnsi="맑은 고딕" w:eastAsia="맑은 고딕"/>
+          <w:b w:val="0"/>
+          <w:color w:val="6B7280"/>
+          <w:sz w:val="21"/>
+        </w:rPr>
+        <w:t xml:space="preserve">· </w:t>
+      </w:r>
+      <w:r>
+        <w:rPr w:rFonts="맑은 고딕">
+          <w:rFonts w:ascii="맑은 고딕" w:hAnsi="맑은 고딕" w:eastAsia="맑은 고딕"/>
+          <w:b/>
+          <w:color w:val="1F2937"/>
+          <w:sz w:val="21"/>
+        </w:rPr>
+        <w:t xml:space="preserve">역사적 위치: </w:t>
+      </w:r>
+      <w:r>
+        <w:rPr w:rFonts="맑은 고딕">
+          <w:rFonts w:ascii="맑은 고딕" w:hAnsi="맑은 고딕" w:eastAsia="맑은 고딕"/>
+          <w:b w:val="0"/>
+          <w:sz w:val="21"/>
+        </w:rPr>
+        <w:t>단순한 클럽용 댄스 음악을 뛰어넘어 스페이스 디스코, 가스펠, 사이키델릭 록의 재해석까지 포괄하며 유로 디스코의 음악적 지평을 한 단계 끌어올린 걸작입니다. 앨범의 서두를 여는 SF적 서사와 뒤이어 폭발하는 그루브의 유기적 구성은, 디스코 장르 또한 정교한 앨범 아티스트리(Album Artistry)를 성취할 수 있음을 웅변한 역사적 이정표가 되었습니다.</w:t>
+      </w:r>
+    </w:p>
+    <w:p>
+      <w:pPr>
+        <w:spacing w:line="324" w:lineRule="auto" w:after="80"/>
+      </w:pPr>
+      <w:r>
+        <w:rPr w:rFonts="맑은 고딕">
+          <w:rFonts w:ascii="맑은 고딕" w:hAnsi="맑은 고딕" w:eastAsia="맑은 고딕"/>
+          <w:b w:val="0"/>
+          <w:color w:val="6B7280"/>
+          <w:sz w:val="21"/>
+        </w:rPr>
+        <w:t xml:space="preserve">· </w:t>
+      </w:r>
+      <w:r>
+        <w:rPr w:rFonts="맑은 고딕">
+          <w:rFonts w:ascii="맑은 고딕" w:hAnsi="맑은 고딕" w:eastAsia="맑은 고딕"/>
+          <w:b/>
+          <w:color w:val="1F2937"/>
+          <w:sz w:val="21"/>
+        </w:rPr>
+        <w:t xml:space="preserve">시대의 흔적(스토리텔링): </w:t>
+      </w:r>
+      <w:r>
+        <w:rPr w:rFonts="맑은 고딕">
+          <w:rFonts w:ascii="맑은 고딕" w:hAnsi="맑은 고딕" w:eastAsia="맑은 고딕"/>
+          <w:b w:val="0"/>
+          <w:sz w:val="21"/>
+        </w:rPr>
+        <w:t>냉전의 긴장과 사회적 격변이 공존하던 1970년대 후반, 이 앨범은 암울한 일상을 잊고 무한한 낭만과 자유를 갈망하던 전 세계 청춘들에게 가장 완벽한 감성적 도피처이자 축제였습니다. 국경과 언어의 장벽을 허물고 모두가 하나 되어 춤추게 했던 이들의 선율 속에는 시대를 밝히던 순수한 열정과 해방의 공기가 고스란히 담겨 있습니다.</w:t>
+      </w:r>
+    </w:p>
+    <w:p>
+      <w:pPr>
+        <w:spacing w:line="324" w:lineRule="auto" w:before="200" w:after="80"/>
+      </w:pPr>
+      <w:r>
+        <w:rPr w:rFonts="맑은 고딕">
+          <w:rFonts w:ascii="맑은 고딕" w:hAnsi="맑은 고딕" w:eastAsia="맑은 고딕"/>
+          <w:b/>
+          <w:color w:val="1E3A8A"/>
+          <w:sz w:val="24"/>
+        </w:rPr>
+        <w:t>4. 주요 수록곡 및 감상 제언</w:t>
+      </w:r>
+    </w:p>
+    <w:p>
+      <w:pPr>
+        <w:spacing w:line="324" w:lineRule="auto" w:after="80"/>
+      </w:pPr>
+      <w:r>
+        <w:rPr w:rFonts="맑은 고딕">
+          <w:rFonts w:ascii="맑은 고딕" w:hAnsi="맑은 고딕" w:eastAsia="맑은 고딕"/>
+          <w:b w:val="0"/>
+          <w:color w:val="6B7280"/>
+          <w:sz w:val="21"/>
+        </w:rPr>
+        <w:t xml:space="preserve">· </w:t>
+      </w:r>
+      <w:r>
+        <w:rPr w:rFonts="맑은 고딕">
+          <w:rFonts w:ascii="맑은 고딕" w:hAnsi="맑은 고딕" w:eastAsia="맑은 고딕"/>
+          <w:b/>
+          <w:color w:val="1F2937"/>
+          <w:sz w:val="21"/>
+        </w:rPr>
+        <w:t xml:space="preserve">주요 수록곡 특징: </w:t>
+      </w:r>
+      <w:r>
+        <w:rPr w:rFonts="맑은 고딕">
+          <w:rFonts w:ascii="맑은 고딕" w:hAnsi="맑은 고딕" w:eastAsia="맑은 고딕"/>
+          <w:b w:val="0"/>
+          <w:sz w:val="21"/>
+        </w:rPr>
+        <w:t>미래지향적인 나레이션과 박진감 넘치는 드럼 비트가 우주적 공간감을 펼쳐내는 타이틀곡 'Night Flight to Venus', 러시아 제정 말기의 괴승 이야기를 묵직한 베이스와 드라마틱한 보컬로 풀어낸 희대의 명곡 'Rasputin', 시편의 구절을 바탕으로 애수 어린 서정성과 흥겨운 리듬을 오묘하게 결합한 불멸의 클래식 'Rivers of Babylon', 록 밴드 더 크리에이션의 원곡을 감각적인 디스코 록으로 재해석한 'Painter Man' 등 전 곡이 뛰어난 중독성과 드라마를 품고 있습니다.</w:t>
+      </w:r>
+    </w:p>
+    <w:p>
+      <w:pPr>
+        <w:spacing w:line="324" w:lineRule="auto" w:after="80"/>
+      </w:pPr>
+      <w:r>
+        <w:rPr w:rFonts="맑은 고딕">
+          <w:rFonts w:ascii="맑은 고딕" w:hAnsi="맑은 고딕" w:eastAsia="맑은 고딕"/>
+          <w:b w:val="0"/>
+          <w:color w:val="6B7280"/>
+          <w:sz w:val="21"/>
+        </w:rPr>
+        <w:t xml:space="preserve">· </w:t>
+      </w:r>
+      <w:r>
+        <w:rPr w:rFonts="맑은 고딕">
+          <w:rFonts w:ascii="맑은 고딕" w:hAnsi="맑은 고딕" w:eastAsia="맑은 고딕"/>
+          <w:b/>
+          <w:color w:val="1F2937"/>
+          <w:sz w:val="21"/>
+        </w:rPr>
+        <w:t xml:space="preserve">빈티지 감상 제언: </w:t>
+      </w:r>
+      <w:r>
+        <w:rPr w:rFonts="맑은 고딕">
+          <w:rFonts w:ascii="맑은 고딕" w:hAnsi="맑은 고딕" w:eastAsia="맑은 고딕"/>
+          <w:b w:val="0"/>
+          <w:sz w:val="21"/>
+        </w:rPr>
+        <w:t>턴테이블의 바늘이 바이닐의 소릿골을 스치며 터져 나오는 묵직하고 탄력적인 베이스라인과, 진공관 앰프를 통해 따뜻하게 퍼지는 보컬의 질감은 디지털 음원에서는 느낄 수 없는 깊은 현장감을 선사합니다. 은은한 조명 아래서 앰프의 볼륨을 풍성하게 올리고, 웅장한 신시사이저 음향과 섬세한 퍼커션이 만들어내는 입체적인 아날로그 사운드 스테이지에 몰입해 보시길 권합니다.</w:t>
+      </w:r>
+    </w:p>
+    <w:p>
+      <w:pPr>
+        <w:spacing w:line="324" w:lineRule="auto" w:after="80"/>
+      </w:pPr>
+      <w:r>
+        <w:rPr w:rFonts="맑은 고딕">
+          <w:rFonts w:ascii="맑은 고딕" w:hAnsi="맑은 고딕" w:eastAsia="맑은 고딕"/>
+          <w:b w:val="0"/>
+          <w:color w:val="6B7280"/>
+          <w:sz w:val="21"/>
+        </w:rPr>
+        <w:t xml:space="preserve">· </w:t>
+      </w:r>
+      <w:r>
+        <w:rPr w:rFonts="맑은 고딕">
+          <w:rFonts w:ascii="맑은 고딕" w:hAnsi="맑은 고딕" w:eastAsia="맑은 고딕"/>
+          <w:b/>
+          <w:color w:val="1F2937"/>
+          <w:sz w:val="21"/>
+        </w:rPr>
+        <w:t xml:space="preserve">소장 가치: </w:t>
+      </w:r>
+      <w:r>
+        <w:rPr w:rFonts="맑은 고딕">
+          <w:rFonts w:ascii="맑은 고딕" w:hAnsi="맑은 고딕" w:eastAsia="맑은 고딕"/>
+          <w:b w:val="0"/>
+          <w:sz w:val="21"/>
+        </w:rPr>
+        <w:t>유로 디스코가 도달했던 예술적·상업적 최정점의 순간을 증명하는 소중한 문화적 유산입니다. 우주를 유영하는 매혹적인 커버 아트워크와 아날로그 황금기 특유의 다이내믹한 마스터링이 깃든 이 오리지널 LP는, 대중음악 애호가와 빈티지 컬렉터 모두의 음반 라이브러리에서 영원히 빛날 독보적인 가치를 지니고 있습니다.</w:t>
+      </w:r>
+    </w:p>
+    <w:p>
+      <w:pPr>
+        <w:spacing w:line="324" w:lineRule="auto" w:after="120" w:before="160"/>
+      </w:pPr>
+      <w:r>
+        <w:rPr w:rFonts="맑은 고딕">
+          <w:rFonts w:ascii="맑은 고딕" w:hAnsi="맑은 고딕" w:eastAsia="맑은 고딕"/>
+          <w:b/>
+          <w:color w:val="4338CA"/>
+          <w:sz w:val="21"/>
+        </w:rPr>
+        <w:t>이 음반을 통해 화려했던 디스코 황금기의 낭만과 시대를 초월한 서정적 멜로디가 전해주는 감동을 다시 한번 경험해 보시는 것은 어떨까요?</w:t>
       </w:r>
     </w:p>
     <w:sectPr>
       <w:pgSz w:w="12240" w:h="15840"/>
-      <w:pgMar w:top="1440" w:right="1440" w:bottom="1440" w:left="1440" w:header="720" w:footer="720" w:gutter="0"/>
+      <w:pgMar w:top="1152" w:right="1296" w:bottom="1152" w:left="1296" w:header="720" w:footer="720" w:gutter="0"/>
       <w:cols w:space="720"/>
       <w:docGrid w:linePitch="360"/>
     </w:sectPr>

--- a/word_reports/LP_0091_위치_209_Boney M._Night Flight to .docx
+++ b/word_reports/LP_0091_위치_209_Boney M._Night Flight to .docx
@@ -32,7 +32,7 @@
     </w:p>
     <w:p>
       <w:pPr>
-        <w:spacing w:line="324" w:lineRule="auto" w:before="80" w:after="160"/>
+        <w:spacing w:line="324" w:lineRule="auto" w:before="80" w:after="120"/>
       </w:pPr>
       <w:r>
         <w:rPr w:rFonts="맑은 고딕">
@@ -42,13 +42,6 @@
           <w:sz w:val="22"/>
         </w:rPr>
         <w:t xml:space="preserve">[음반 소개] </w:t>
-      </w:r>
-      <w:r>
-        <w:rPr w:rFonts="맑은 고딕">
-          <w:rFonts w:ascii="맑은 고딕" w:hAnsi="맑은 고딕" w:eastAsia="맑은 고딕"/>
-          <w:b w:val="0"/>
-          <w:sz w:val="21"/>
-        </w:rPr>
       </w:r>
     </w:p>
     <w:p>
@@ -61,7 +54,33 @@
           <w:b w:val="0"/>
           <w:sz w:val="21"/>
         </w:rPr>
-        <w:t>1970년대 후반 찬란했던 유로 디스코의 황금기를 우주적 상상력과 원초적 리듬으로 수놓은 보니 엠(Boney M.)의 기념비적 걸작입니다. 프로듀서 프랑크 파리안의 치밀하고 웅장한 사운드 메이킹과 멤버들의 이국적이고 매혹적인 하모니가 어우러져, 댄스 플로어를 넘어 인류 보편의 감성을 자극하는 팝의 미학을 완성하였습니다. 시대를 뛰어넘어 세계 음악 애호가들의 가슴속에 생생히 맥동하는 이 앨범은, 아날로그 LP 특유의 풍성한 그루브와 서정적인 선율로 여전히 밤하늘의 금성을 향한 찬연한 비행을 선사합니다.</w:t>
+        <w:t>1970년대 후반, 전 세계의 밤거리를 은빛 미러볼의 광채와 최면적인 비트로 물들였던 유로 디스코의 정점에 바로 보니 엠(Boney M.)의 정규 3집 [Night Flight to Venus]가 우뚝 서 있습니다. 천재적인 프로듀서 프랭크 패리언(Frank Farian)의 치밀한 스튜디오 미학 위로, 서인도제도 출신 보컬리스트들의 원초적이며 생동감 넘치는 영혼이 결합된 이 음반은 단순한 댄스 플로어의 소모품을 넘어 당대 팝 음악이 도달할 수 있었던 가장 화려하고 감각적인 유토피아를 설계해 냈습니다. 우주를 향한 아득한 상상력과 지구촌 곳곳의 이국적인 서사가 공존하는 이 명반은 발매와 동시에 전 유럽과 아시아를 뒤흔들며 유로 디스코를 글로벌 팝 문화의 주류로 확립시키는 기념비적인 족적을 남겼습니다.</w:t>
+      </w:r>
+    </w:p>
+    <w:p>
+      <w:pPr>
+        <w:spacing w:line="324" w:lineRule="auto" w:after="120"/>
+      </w:pPr>
+      <w:r>
+        <w:rPr w:rFonts="맑은 고딕">
+          <w:rFonts w:ascii="맑은 고딕" w:hAnsi="맑은 고딕" w:eastAsia="맑은 고딕"/>
+          <w:b w:val="0"/>
+          <w:sz w:val="21"/>
+        </w:rPr>
+        <w:t>이 앨범이 지닌 예술적 매혹은 디스코 특유의 유려한 리듬감에 고전적인 서정성과 파격적인 역사적 서사를 절묘하게 용해시켰다는 점에 있습니다. 제정 러시아의 괴승을 소재로 삼아 폭발적인 드라마를 연출한 트랙부터, 구약성서 시편의 비통한 애가를 자메이카 레게의 따스한 박동으로 재해석한 대목에 이르기까지, 음반은 경쾌한 율동의 이면에 깊은 인문학적 호기심과 영적 위로를 감추고 있습니다. 스페이스 에이지의 신비주의를 표방하면서도 가장 인간적인 한과 흥을 건드리는 멜로디 라인은, 단순한 오락적 흥분을 넘어서는 정서적 카타르시스를 대중에게 선사했습니다.</w:t>
+      </w:r>
+    </w:p>
+    <w:p>
+      <w:pPr>
+        <w:spacing w:line="324" w:lineRule="auto" w:after="120"/>
+      </w:pPr>
+      <w:r>
+        <w:rPr w:rFonts="맑은 고딕">
+          <w:rFonts w:ascii="맑은 고딕" w:hAnsi="맑은 고딕" w:eastAsia="맑은 고딕"/>
+          <w:b w:val="0"/>
+          <w:sz w:val="21"/>
+        </w:rPr>
+        <w:t>반세기에 가까운 세월이 흐른 오늘날에도 [Night Flight to Venus]의 아날로그 그루브는 여전히 푸른 불꽃처럼 타오르고 있습니다. 바이닐의 소리골을 타고 흐르는 묵직한 베이스 라인과 풍성한 오케스트레이션, 그리고 귓가를 감도는 감미로운 하모니는 거친 현실을 살아가는 현대인들에게 낭만과 해방의 밤으로 떠나는 티켓을 쥐여줍니다. 화려한 춤곡의 외피 속에 감추어진 웅장한 음악적 서정미는 유행을 초월하여 지금도 클래식과 팝을 아우르는 모든 오디오파일들의 가슴속에 깊고 찬란한 잔향을 남기고 있습니다.</w:t>
       </w:r>
     </w:p>
     <w:p>
@@ -168,7 +187,7 @@
           <w:b w:val="0"/>
           <w:sz w:val="21"/>
         </w:rPr>
-        <w:t>1978년 7월 독일의 한자 레코드(Hansa Records)를 통해 세상에 첫선을 보인 보니 엠의 통산 세 번째 정규 앨범으로, 당시 전 세계를 강타하던 디스코 열풍 속에서 미래지향적인 스페이스 콘셉트와 대중적인 팝 멜로디를 독창적으로 결합하여 음악적 전환점을 이룩한 명반입니다.</w:t>
+        <w:t>1978년 7월 서독 한사 레코드(Hansa Records)를 통해 세상에 첫선을 보인 음반으로, 우주적 콘셉트와 다채로운 월드 뮤직 요소를 결합하여 유로 팝의 새로운 지평을 연 역사적 걸작입니다.</w:t>
       </w:r>
     </w:p>
     <w:p>
@@ -199,7 +218,7 @@
           <w:b w:val="0"/>
           <w:sz w:val="21"/>
         </w:rPr>
-        <w:t>발매와 동시에 영국 앨범 차트 1위(4주 연속 정상 및 65주간 차트 진입)를 비롯하여 독일, 오스트리아, 노르웨이 등 유럽 각국의 앨범 차트 정상을 휩쓸었으며, 수록 싱글의 폭발적인 인기에 힘입어 전 세계적으로 수백만 장 이상의 경이로운 음반 판매고를 기록하였습니다.</w:t>
+        <w:t>영국 오피셜 앨범 차트 4주 연속 1위, 독일 차트 정상을 비롯해 전 세계 다수 국가의 차트를 석권하였으며, 영국에서만 100만 장 이상의 플래티넘 판매고를 기록하는 등 전 세계적으로 폭발적인 상업적 성공을 거두었습니다.</w:t>
       </w:r>
     </w:p>
     <w:p>
@@ -230,7 +249,7 @@
           <w:b w:val="0"/>
           <w:sz w:val="21"/>
         </w:rPr>
-        <w:t>영국 음반 산업 협회(BPI) 플래티넘 인증을 비롯해 유럽 전역에서 다이아몬드 및 골드 디스크를 다수 석권하였으며, 1970년대 유로 디스코 장르를 세계 주류 대중음악의 정점으로 견인한 공로로 팝 역사상 가장 성공적인 콘셉트 앨범 중 하나로 확고한 권위를 인정받고 있습니다.</w:t>
+        <w:t>유럽 전역에서 골드 및 플래티넘 인증을 휩쓸었으며, 철의 장막을 넘어 냉전 시대 서방 팝 아티스트로서는 극히 이례적으로 소련(모스크바) 공연을 성사시키는 등 음악 외적으로도 기념비적인 문화사적 영예를 안았습니다.</w:t>
       </w:r>
     </w:p>
     <w:p>
@@ -275,7 +294,7 @@
           <w:b w:val="0"/>
           <w:sz w:val="21"/>
         </w:rPr>
-        <w:t>독일 (서독 결성 / 멤버 카리브해 출신)</w:t>
+        <w:t>독일 (서독 결성 / 멤버들은 자메이카, 몬트세랫, 아루바 등 카리브해 출신)</w:t>
       </w:r>
     </w:p>
     <w:p>
@@ -337,7 +356,7 @@
           <w:b w:val="0"/>
           <w:sz w:val="21"/>
         </w:rPr>
-        <w:t>4인조 혼성 그룹</w:t>
+        <w:t>4인조 혼성 팝/디스코 그룹</w:t>
       </w:r>
     </w:p>
     <w:p>
@@ -368,7 +387,7 @@
           <w:b w:val="0"/>
           <w:sz w:val="21"/>
         </w:rPr>
-        <w:t>천재적인 프로듀서 프랑크 파리안(Frank Farian)의 정교한 기획과 리즈 미첼(Liz Mitchell), 마샤 바렛(Marcia Barrett), 메이지 윌리엄스(Maizie Williams), 바비 파렐(Bobby Farrell)의 개성이 결합하여 탄생한 유로 디스코의 상징적 그룹입니다. 카리브해의 레게 리듬과 유럽의 세련된 신시사이저 팝을 융합하여 독보적인 음악 세계를 구축했으며, 이국적인 비주얼과 드라마틱한 퍼포먼스로 전 세계적인 문화 신드롬을 일으켰습니다.</w:t>
+        <w:t>독일인 프로듀서 프랭크 패리언의 탁월한 감각과 카리브해 출신 보컬리스트들의 독보적인 리듬감이 결합하여 탄생한 유로 디스코의 전설적인 아이콘입니다. 흑인 영가, 레게, 록, 클래식 오케스트레이션을 유로 팝과 결합하여 전 세계 팝 역사상 유례없는 독창적인 사운드 텍스처를 창조했습니다.</w:t>
       </w:r>
     </w:p>
     <w:p>
@@ -413,7 +432,7 @@
           <w:b w:val="0"/>
           <w:sz w:val="21"/>
         </w:rPr>
-        <w:t>단순한 클럽용 댄스 음악을 뛰어넘어 스페이스 디스코, 가스펠, 사이키델릭 록의 재해석까지 포괄하며 유로 디스코의 음악적 지평을 한 단계 끌어올린 걸작입니다. 앨범의 서두를 여는 SF적 서사와 뒤이어 폭발하는 그루브의 유기적 구성은, 디스코 장르 또한 정교한 앨범 아티스트리(Album Artistry)를 성취할 수 있음을 웅변한 역사적 이정표가 되었습니다.</w:t>
+        <w:t>유로 디스코 장르를 단순한 클럽 음악에서 정교한 콘셉트 앨범의 영역으로 끌어올린 최고봉의 음반입니다. 비연속적인 댄스곡의 나열을 벗어나 연속적인 비트 믹싱과 유기적인 서사 구조를 도입함으로써 팝 음악사에서 프로듀서 중심의 스튜디오 아트가 이룩한 불멸의 정점으로 평가받습니다.</w:t>
       </w:r>
     </w:p>
     <w:p>
@@ -444,7 +463,7 @@
           <w:b w:val="0"/>
           <w:sz w:val="21"/>
         </w:rPr>
-        <w:t>냉전의 긴장과 사회적 격변이 공존하던 1970년대 후반, 이 앨범은 암울한 일상을 잊고 무한한 낭만과 자유를 갈망하던 전 세계 청춘들에게 가장 완벽한 감성적 도피처이자 축제였습니다. 국경과 언어의 장벽을 허물고 모두가 하나 되어 춤추게 했던 이들의 선율 속에는 시대를 밝히던 순수한 열정과 해방의 공기가 고스란히 담겨 있습니다.</w:t>
+        <w:t>1970년대 후반의 냉전적 긴장과 우주 탐사에 대한 대중적 열망, 그리고 화려한 디스코 클럽 문화가 혼재하던 시대의 공기를 생생하게 품고 있습니다. 삭막한 일상에서 벗어나 은막의 환상과 자유를 갈망하던 당시 청춘들에게 이 음반은 국경과 이념을 초월하여 모두를 하나로 춤추게 했던 눈부신 해방의 송가였습니다.</w:t>
       </w:r>
     </w:p>
     <w:p>
@@ -489,7 +508,7 @@
           <w:b w:val="0"/>
           <w:sz w:val="21"/>
         </w:rPr>
-        <w:t>미래지향적인 나레이션과 박진감 넘치는 드럼 비트가 우주적 공간감을 펼쳐내는 타이틀곡 'Night Flight to Venus', 러시아 제정 말기의 괴승 이야기를 묵직한 베이스와 드라마틱한 보컬로 풀어낸 희대의 명곡 'Rasputin', 시편의 구절을 바탕으로 애수 어린 서정성과 흥겨운 리듬을 오묘하게 결합한 불멸의 클래식 'Rivers of Babylon', 록 밴드 더 크리에이션의 원곡을 감각적인 디스코 록으로 재해석한 'Painter Man' 등 전 곡이 뛰어난 중독성과 드라마를 품고 있습니다.</w:t>
+        <w:t>박진감 넘치는 드럼 솔로와 신시사이저가 SF적 웅장함을 선사하는 타이틀곡 'Night Flight to Venus', 제정 러시아의 음산하고 극적인 비화를 폭발적인 에너지로 풀어낸 댄스 팝의 명편 'Rasputin', 그리고 성서적 슬픔을 눈부시도록 아름답고 따스한 레게 그루브로 승화시킨 시대의 힐링 송 'Rivers of Babylon' 등이 앨범의 숭고한 서정미와 역동성을 증명합니다.</w:t>
       </w:r>
     </w:p>
     <w:p>
@@ -520,7 +539,7 @@
           <w:b w:val="0"/>
           <w:sz w:val="21"/>
         </w:rPr>
-        <w:t>턴테이블의 바늘이 바이닐의 소릿골을 스치며 터져 나오는 묵직하고 탄력적인 베이스라인과, 진공관 앰프를 통해 따뜻하게 퍼지는 보컬의 질감은 디지털 음원에서는 느낄 수 없는 깊은 현장감을 선사합니다. 은은한 조명 아래서 앰프의 볼륨을 풍성하게 올리고, 웅장한 신시사이저 음향과 섬세한 퍼커션이 만들어내는 입체적인 아날로그 사운드 스테이지에 몰입해 보시길 권합니다.</w:t>
+        <w:t>디지털 음원으로는 결코 체감할 수 없는 묵직하고 탄력적인 베이스 드럼의 펀치력과 아날로그 신시사이저의 두터운 질감이 압권입니다. 진공관 앰프의 온기 어린 배음과 턴테이블 카트리지가 긁어내는 소리골의 미세한 마찰음 속에서 현악 세션의 화려한 디테일과 코러스의 입체감이 가장 우아하게 피어오릅니다.</w:t>
       </w:r>
     </w:p>
     <w:p>
@@ -551,7 +570,7 @@
           <w:b w:val="0"/>
           <w:sz w:val="21"/>
         </w:rPr>
-        <w:t>유로 디스코가 도달했던 예술적·상업적 최정점의 순간을 증명하는 소중한 문화적 유산입니다. 우주를 유영하는 매혹적인 커버 아트워크와 아날로그 황금기 특유의 다이내믹한 마스터링이 깃든 이 오리지널 LP는, 대중음악 애호가와 빈티지 컬렉터 모두의 음반 라이브러리에서 영원히 빛날 독보적인 가치를 지니고 있습니다.</w:t>
+        <w:t>유로 디스코의 황금기를 상징하는 역사적 마스터피스이자, 환상적인 게이트폴드 커버 아트워크와 독보적인 음향 믹싱을 품고 있어 아날로그 사운드를 사랑하는 LP 컬렉터라면 반드시 랙의 중앙에 갖추어야 할 불후의 명반입니다.</w:t>
       </w:r>
     </w:p>
     <w:p>
@@ -565,7 +584,7 @@
           <w:color w:val="4338CA"/>
           <w:sz w:val="21"/>
         </w:rPr>
-        <w:t>이 음반을 통해 화려했던 디스코 황금기의 낭만과 시대를 초월한 서정적 멜로디가 전해주는 감동을 다시 한번 경험해 보시는 것은 어떨까요?</w:t>
+        <w:t>이 음반을 통해 아날로그 턴테이블의 회전 속에 녹아든 찬란했던 디스코의 밤과 서정적인 멜로디가 전해주는 감동을 다시 한번 경험해 보시는 것은 어떨까요?</w:t>
       </w:r>
     </w:p>
     <w:sectPr>
